--- a/source-multichoice/build/es-mecan-calibre-partes.docx
+++ b/source-multichoice/build/es-mecan-calibre-partes.docx
@@ -64,7 +64,7 @@
       <w:r>
         <w:t>a)</w:t>
         <w:tab/>
-        <w:t>Sonda para medir profundidades.</w:t>
+        <w:t>Mordazas para medir interiores.</w:t>
       </w:r>
     </w:p>
     <w:p>
@@ -74,7 +74,7 @@
       <w:r>
         <w:t>b)</w:t>
         <w:tab/>
-        <w:t>Mordazas para medir exteriores.</w:t>
+        <w:t>Sonda para medir profundidades.</w:t>
       </w:r>
     </w:p>
     <w:p>
@@ -94,7 +94,7 @@
       <w:r>
         <w:t>d)</w:t>
         <w:tab/>
-        <w:t>Mordazas para medir interiores.</w:t>
+        <w:t>Mordazas para medir exteriores.</w:t>
       </w:r>
     </w:p>
     <w:p>
@@ -151,6 +151,16 @@
       <w:r>
         <w:t>a)</w:t>
         <w:tab/>
+        <w:t>Sonda para medir profundidades.</w:t>
+      </w:r>
+    </w:p>
+    <w:p>
+      <w:pPr>
+        <w:pStyle w:val="Choice"/>
+      </w:pPr>
+      <w:r>
+        <w:t>b)</w:t>
+        <w:tab/>
         <w:t>Mordazas para medir exteriores.</w:t>
       </w:r>
     </w:p>
@@ -159,9 +169,9 @@
         <w:pStyle w:val="Choice"/>
       </w:pPr>
       <w:r>
-        <w:t>b)</w:t>
+        <w:t>c)</w:t>
         <w:tab/>
-        <w:t>Sonda para medir profundidades.</w:t>
+        <w:t>Mordazas para medir interiores.</w:t>
       </w:r>
     </w:p>
     <w:p>
@@ -169,19 +179,9 @@
         <w:pStyle w:val="Choice"/>
       </w:pPr>
       <w:r>
-        <w:t>c)</w:t>
+        <w:t>d)</w:t>
         <w:tab/>
         <w:t>Nonio para leer fracciones de milímetros.</w:t>
-      </w:r>
-    </w:p>
-    <w:p>
-      <w:pPr>
-        <w:pStyle w:val="Choice"/>
-      </w:pPr>
-      <w:r>
-        <w:t>d)</w:t>
-        <w:tab/>
-        <w:t>Mordazas para medir interiores.</w:t>
       </w:r>
     </w:p>
     <w:p>
@@ -248,7 +248,7 @@
       <w:r>
         <w:t>b)</w:t>
         <w:tab/>
-        <w:t>Mordazas para medir exteriores.</w:t>
+        <w:t>Nonio para leer fracciones de milímetros.</w:t>
       </w:r>
     </w:p>
     <w:p>
@@ -268,7 +268,7 @@
       <w:r>
         <w:t>d)</w:t>
         <w:tab/>
-        <w:t>Nonio para leer fracciones de milímetros.</w:t>
+        <w:t>Mordazas para medir exteriores.</w:t>
       </w:r>
     </w:p>
     <w:p>
@@ -325,7 +325,7 @@
       <w:r>
         <w:t>a)</w:t>
         <w:tab/>
-        <w:t>Corredera (parte móvil del calibre).</w:t>
+        <w:t>Escala principal milimetrada.</w:t>
       </w:r>
     </w:p>
     <w:p>
@@ -334,6 +334,16 @@
       </w:pPr>
       <w:r>
         <w:t>b)</w:t>
+        <w:tab/>
+        <w:t>Nonio para leer fracciones de milímetros.</w:t>
+      </w:r>
+    </w:p>
+    <w:p>
+      <w:pPr>
+        <w:pStyle w:val="Choice"/>
+      </w:pPr>
+      <w:r>
+        <w:t>c)</w:t>
         <w:tab/>
         <w:t>Regla (parte fija del calibre).</w:t>
       </w:r>
@@ -343,19 +353,9 @@
         <w:pStyle w:val="Choice"/>
       </w:pPr>
       <w:r>
-        <w:t>c)</w:t>
-        <w:tab/>
-        <w:t>Escala principal milimetrada.</w:t>
-      </w:r>
-    </w:p>
-    <w:p>
-      <w:pPr>
-        <w:pStyle w:val="Choice"/>
-      </w:pPr>
-      <w:r>
         <w:t>d)</w:t>
         <w:tab/>
-        <w:t>Nonio para leer fracciones de milímetros.</w:t>
+        <w:t>Corredera (parte móvil del calibre).</w:t>
       </w:r>
     </w:p>
     <w:p>
@@ -412,16 +412,6 @@
       <w:r>
         <w:t>a)</w:t>
         <w:tab/>
-        <w:t>Nonio para leer fracciones de milímetros.</w:t>
-      </w:r>
-    </w:p>
-    <w:p>
-      <w:pPr>
-        <w:pStyle w:val="Choice"/>
-      </w:pPr>
-      <w:r>
-        <w:t>b)</w:t>
-        <w:tab/>
         <w:t>Escala principal milimetrada.</w:t>
       </w:r>
     </w:p>
@@ -430,7 +420,7 @@
         <w:pStyle w:val="Choice"/>
       </w:pPr>
       <w:r>
-        <w:t>c)</w:t>
+        <w:t>b)</w:t>
         <w:tab/>
         <w:t>Regla (parte fija del calibre).</w:t>
       </w:r>
@@ -440,9 +430,19 @@
         <w:pStyle w:val="Choice"/>
       </w:pPr>
       <w:r>
+        <w:t>c)</w:t>
+        <w:tab/>
+        <w:t>Corredera (parte móvil del calibre).</w:t>
+      </w:r>
+    </w:p>
+    <w:p>
+      <w:pPr>
+        <w:pStyle w:val="Choice"/>
+      </w:pPr>
+      <w:r>
         <w:t>d)</w:t>
         <w:tab/>
-        <w:t>Corredera (parte móvil del calibre).</w:t>
+        <w:t>Nonio para leer fracciones de milímetros.</w:t>
       </w:r>
     </w:p>
     <w:p>
@@ -499,6 +499,16 @@
       <w:r>
         <w:t>a)</w:t>
         <w:tab/>
+        <w:t>Nonio para leer fracciones de milímetros.</w:t>
+      </w:r>
+    </w:p>
+    <w:p>
+      <w:pPr>
+        <w:pStyle w:val="Choice"/>
+      </w:pPr>
+      <w:r>
+        <w:t>b)</w:t>
+        <w:tab/>
         <w:t>Tornillo de freno.</w:t>
       </w:r>
     </w:p>
@@ -507,9 +517,9 @@
         <w:pStyle w:val="Choice"/>
       </w:pPr>
       <w:r>
-        <w:t>b)</w:t>
+        <w:t>c)</w:t>
         <w:tab/>
-        <w:t>Nonio para leer fracciones de milímetros.</w:t>
+        <w:t>Botón de deslizamiento.</w:t>
       </w:r>
     </w:p>
     <w:p>
@@ -517,19 +527,9 @@
         <w:pStyle w:val="Choice"/>
       </w:pPr>
       <w:r>
-        <w:t>c)</w:t>
+        <w:t>d)</w:t>
         <w:tab/>
         <w:t>Corredera (parte móvil del calibre).</w:t>
-      </w:r>
-    </w:p>
-    <w:p>
-      <w:pPr>
-        <w:pStyle w:val="Choice"/>
-      </w:pPr>
-      <w:r>
-        <w:t>d)</w:t>
-        <w:tab/>
-        <w:t>Botón de deslizamiento.</w:t>
       </w:r>
     </w:p>
     <w:p>
@@ -673,7 +673,7 @@
       <w:r>
         <w:t>a)</w:t>
         <w:tab/>
-        <w:t>Regla (parte fija del calibre).</w:t>
+        <w:t>Botón de deslizamiento.</w:t>
       </w:r>
     </w:p>
     <w:p>
@@ -682,16 +682,6 @@
       </w:pPr>
       <w:r>
         <w:t>b)</w:t>
-        <w:tab/>
-        <w:t>Tornillo de freno.</w:t>
-      </w:r>
-    </w:p>
-    <w:p>
-      <w:pPr>
-        <w:pStyle w:val="Choice"/>
-      </w:pPr>
-      <w:r>
-        <w:t>c)</w:t>
         <w:tab/>
         <w:t>Corredera (parte móvil del calibre).</w:t>
       </w:r>
@@ -701,9 +691,19 @@
         <w:pStyle w:val="Choice"/>
       </w:pPr>
       <w:r>
+        <w:t>c)</w:t>
+        <w:tab/>
+        <w:t>Regla (parte fija del calibre).</w:t>
+      </w:r>
+    </w:p>
+    <w:p>
+      <w:pPr>
+        <w:pStyle w:val="Choice"/>
+      </w:pPr>
+      <w:r>
         <w:t>d)</w:t>
         <w:tab/>
-        <w:t>Botón de deslizamiento.</w:t>
+        <w:t>Tornillo de freno.</w:t>
       </w:r>
     </w:p>
     <w:p>
@@ -760,6 +760,16 @@
       <w:r>
         <w:t>a)</w:t>
         <w:tab/>
+        <w:t>Botón de deslizamiento.</w:t>
+      </w:r>
+    </w:p>
+    <w:p>
+      <w:pPr>
+        <w:pStyle w:val="Choice"/>
+      </w:pPr>
+      <w:r>
+        <w:t>b)</w:t>
+        <w:tab/>
         <w:t>Tornillo de freno.</w:t>
       </w:r>
     </w:p>
@@ -768,9 +778,9 @@
         <w:pStyle w:val="Choice"/>
       </w:pPr>
       <w:r>
-        <w:t>b)</w:t>
+        <w:t>c)</w:t>
         <w:tab/>
-        <w:t>Regla (parte fija del calibre).</w:t>
+        <w:t>Corredera (parte móvil del calibre).</w:t>
       </w:r>
     </w:p>
     <w:p>
@@ -778,19 +788,9 @@
         <w:pStyle w:val="Choice"/>
       </w:pPr>
       <w:r>
-        <w:t>c)</w:t>
-        <w:tab/>
-        <w:t>Botón de deslizamiento.</w:t>
-      </w:r>
-    </w:p>
-    <w:p>
-      <w:pPr>
-        <w:pStyle w:val="Choice"/>
-      </w:pPr>
-      <w:r>
         <w:t>d)</w:t>
         <w:tab/>
-        <w:t>Corredera (parte móvil del calibre).</w:t>
+        <w:t>Regla (parte fija del calibre).</w:t>
       </w:r>
     </w:p>
     <w:p>
@@ -934,6 +934,16 @@
       <w:r>
         <w:t>a)</w:t>
         <w:tab/>
+        <w:t>1</w:t>
+      </w:r>
+    </w:p>
+    <w:p>
+      <w:pPr>
+        <w:pStyle w:val="Choice"/>
+      </w:pPr>
+      <w:r>
+        <w:t>b)</w:t>
+        <w:tab/>
         <w:t>5</w:t>
       </w:r>
     </w:p>
@@ -942,9 +952,9 @@
         <w:pStyle w:val="Choice"/>
       </w:pPr>
       <w:r>
-        <w:t>b)</w:t>
+        <w:t>c)</w:t>
         <w:tab/>
-        <w:t>3</w:t>
+        <w:t>2</w:t>
       </w:r>
     </w:p>
     <w:p>
@@ -952,19 +962,9 @@
         <w:pStyle w:val="Choice"/>
       </w:pPr>
       <w:r>
-        <w:t>c)</w:t>
-        <w:tab/>
-        <w:t>1</w:t>
-      </w:r>
-    </w:p>
-    <w:p>
-      <w:pPr>
-        <w:pStyle w:val="Choice"/>
-      </w:pPr>
-      <w:r>
         <w:t>d)</w:t>
         <w:tab/>
-        <w:t>2</w:t>
+        <w:t>3</w:t>
       </w:r>
     </w:p>
     <w:p>
@@ -1021,7 +1021,7 @@
       <w:r>
         <w:t>a)</w:t>
         <w:tab/>
-        <w:t>1</w:t>
+        <w:t>2</w:t>
       </w:r>
     </w:p>
     <w:p>
@@ -1030,6 +1030,16 @@
       </w:pPr>
       <w:r>
         <w:t>b)</w:t>
+        <w:tab/>
+        <w:t>3</w:t>
+      </w:r>
+    </w:p>
+    <w:p>
+      <w:pPr>
+        <w:pStyle w:val="Choice"/>
+      </w:pPr>
+      <w:r>
+        <w:t>c)</w:t>
         <w:tab/>
         <w:t>5</w:t>
       </w:r>
@@ -1039,19 +1049,9 @@
         <w:pStyle w:val="Choice"/>
       </w:pPr>
       <w:r>
-        <w:t>c)</w:t>
-        <w:tab/>
-        <w:t>3</w:t>
-      </w:r>
-    </w:p>
-    <w:p>
-      <w:pPr>
-        <w:pStyle w:val="Choice"/>
-      </w:pPr>
-      <w:r>
         <w:t>d)</w:t>
         <w:tab/>
-        <w:t>2</w:t>
+        <w:t>1</w:t>
       </w:r>
     </w:p>
     <w:p>
@@ -1108,6 +1108,16 @@
       <w:r>
         <w:t>a)</w:t>
         <w:tab/>
+        <w:t>5</w:t>
+      </w:r>
+    </w:p>
+    <w:p>
+      <w:pPr>
+        <w:pStyle w:val="Choice"/>
+      </w:pPr>
+      <w:r>
+        <w:t>b)</w:t>
+        <w:tab/>
         <w:t>2</w:t>
       </w:r>
     </w:p>
@@ -1116,19 +1126,9 @@
         <w:pStyle w:val="Choice"/>
       </w:pPr>
       <w:r>
-        <w:t>b)</w:t>
+        <w:t>c)</w:t>
         <w:tab/>
         <w:t>3</w:t>
-      </w:r>
-    </w:p>
-    <w:p>
-      <w:pPr>
-        <w:pStyle w:val="Choice"/>
-      </w:pPr>
-      <w:r>
-        <w:t>c)</w:t>
-        <w:tab/>
-        <w:t>5</w:t>
       </w:r>
     </w:p>
     <w:p>
@@ -1195,7 +1195,7 @@
       <w:r>
         <w:t>a)</w:t>
         <w:tab/>
-        <w:t>4</w:t>
+        <w:t>8</w:t>
       </w:r>
     </w:p>
     <w:p>
@@ -1204,6 +1204,16 @@
       </w:pPr>
       <w:r>
         <w:t>b)</w:t>
+        <w:tab/>
+        <w:t>5</w:t>
+      </w:r>
+    </w:p>
+    <w:p>
+      <w:pPr>
+        <w:pStyle w:val="Choice"/>
+      </w:pPr>
+      <w:r>
+        <w:t>c)</w:t>
         <w:tab/>
         <w:t>6</w:t>
       </w:r>
@@ -1213,19 +1223,9 @@
         <w:pStyle w:val="Choice"/>
       </w:pPr>
       <w:r>
-        <w:t>c)</w:t>
-        <w:tab/>
-        <w:t>5</w:t>
-      </w:r>
-    </w:p>
-    <w:p>
-      <w:pPr>
-        <w:pStyle w:val="Choice"/>
-      </w:pPr>
-      <w:r>
         <w:t>d)</w:t>
         <w:tab/>
-        <w:t>8</w:t>
+        <w:t>4</w:t>
       </w:r>
     </w:p>
     <w:p>
@@ -1292,16 +1292,6 @@
       <w:r>
         <w:t>b)</w:t>
         <w:tab/>
-        <w:t>6</w:t>
-      </w:r>
-    </w:p>
-    <w:p>
-      <w:pPr>
-        <w:pStyle w:val="Choice"/>
-      </w:pPr>
-      <w:r>
-        <w:t>c)</w:t>
-        <w:tab/>
         <w:t>5</w:t>
       </w:r>
     </w:p>
@@ -1310,9 +1300,19 @@
         <w:pStyle w:val="Choice"/>
       </w:pPr>
       <w:r>
+        <w:t>c)</w:t>
+        <w:tab/>
+        <w:t>8</w:t>
+      </w:r>
+    </w:p>
+    <w:p>
+      <w:pPr>
+        <w:pStyle w:val="Choice"/>
+      </w:pPr>
+      <w:r>
         <w:t>d)</w:t>
         <w:tab/>
-        <w:t>8</w:t>
+        <w:t>6</w:t>
       </w:r>
     </w:p>
     <w:p>
@@ -1340,7 +1340,7 @@
       <w:r>
         <w:t>b)</w:t>
         <w:tab/>
-        <w:t>Escala vernier.</w:t>
+        <w:t>Pie de rey.</w:t>
       </w:r>
     </w:p>
     <w:p>
@@ -1360,7 +1360,7 @@
       <w:r>
         <w:t>d)</w:t>
         <w:tab/>
-        <w:t>Pie de rey.</w:t>
+        <w:t>Escala vernier.</w:t>
       </w:r>
     </w:p>
     <w:p>
@@ -1378,7 +1378,7 @@
       <w:r>
         <w:t>a)</w:t>
         <w:tab/>
-        <w:t>Pie de rey.</w:t>
+        <w:t>Corredera.</w:t>
       </w:r>
     </w:p>
     <w:p>
@@ -1387,6 +1387,16 @@
       </w:pPr>
       <w:r>
         <w:t>b)</w:t>
+        <w:tab/>
+        <w:t>Regla graduada.</w:t>
+      </w:r>
+    </w:p>
+    <w:p>
+      <w:pPr>
+        <w:pStyle w:val="Choice"/>
+      </w:pPr>
+      <w:r>
+        <w:t>c)</w:t>
         <w:tab/>
         <w:t>Escala vernier.</w:t>
       </w:r>
@@ -1396,19 +1406,9 @@
         <w:pStyle w:val="Choice"/>
       </w:pPr>
       <w:r>
-        <w:t>c)</w:t>
-        <w:tab/>
-        <w:t>Corredera.</w:t>
-      </w:r>
-    </w:p>
-    <w:p>
-      <w:pPr>
-        <w:pStyle w:val="Choice"/>
-      </w:pPr>
-      <w:r>
         <w:t>d)</w:t>
         <w:tab/>
-        <w:t>Regla graduada.</w:t>
+        <w:t>Pie de rey.</w:t>
       </w:r>
     </w:p>
     <w:p>
@@ -1426,6 +1426,16 @@
       <w:r>
         <w:t>a)</w:t>
         <w:tab/>
+        <w:t>hasta 1 milímetro de precisión.</w:t>
+      </w:r>
+    </w:p>
+    <w:p>
+      <w:pPr>
+        <w:pStyle w:val="Choice"/>
+      </w:pPr>
+      <w:r>
+        <w:t>b)</w:t>
+        <w:tab/>
         <w:t>hasta 0,5 milímetros de precisión.</w:t>
       </w:r>
     </w:p>
@@ -1434,9 +1444,9 @@
         <w:pStyle w:val="Choice"/>
       </w:pPr>
       <w:r>
-        <w:t>b)</w:t>
+        <w:t>c)</w:t>
         <w:tab/>
-        <w:t>hasta 1 milímetro de precisión.</w:t>
+        <w:t>menor precisión que la precisión de una regla milimetrada.</w:t>
       </w:r>
     </w:p>
     <w:p>
@@ -1444,19 +1454,9 @@
         <w:pStyle w:val="Choice"/>
       </w:pPr>
       <w:r>
-        <w:t>c)</w:t>
+        <w:t>d)</w:t>
         <w:tab/>
         <w:t>10 veces o más la precisión de una regla milimetrada.</w:t>
-      </w:r>
-    </w:p>
-    <w:p>
-      <w:pPr>
-        <w:pStyle w:val="Choice"/>
-      </w:pPr>
-      <w:r>
-        <w:t>d)</w:t>
-        <w:tab/>
-        <w:t>menor precisión que la precisión de una regla milimetrada.</w:t>
       </w:r>
     </w:p>
     <w:p>
@@ -1484,7 +1484,7 @@
       <w:r>
         <w:t>b)</w:t>
         <w:tab/>
-        <w:t>El nonio solo puede medir décimas de milímetro.</w:t>
+        <w:t>El 10 del nonio.</w:t>
       </w:r>
     </w:p>
     <w:p>
@@ -1494,7 +1494,7 @@
       <w:r>
         <w:t>c)</w:t>
         <w:tab/>
-        <w:t>El 10 del nonio.</w:t>
+        <w:t>El nonio solo puede medir décimas de milímetro.</w:t>
       </w:r>
     </w:p>
     <w:p>
@@ -1532,7 +1532,7 @@
       <w:r>
         <w:t>b)</w:t>
         <w:tab/>
-        <w:t>El 0 del nonio.</w:t>
+        <w:t>El nonio no puede medir milímetros.</w:t>
       </w:r>
     </w:p>
     <w:p>
@@ -1542,7 +1542,7 @@
       <w:r>
         <w:t>c)</w:t>
         <w:tab/>
-        <w:t>El nonio no puede medir milímetros.</w:t>
+        <w:t>El 0 del nonio.</w:t>
       </w:r>
     </w:p>
     <w:p>
